--- a/S2_Entrega1_Informe_SOTO_FRANCO.docx
+++ b/S2_Entrega1_Informe_SOTO_FRANCO.docx
@@ -154,7 +154,7 @@
                                 <w:color w:val="FFFFFF"/>
                                 <w:sz w:val="36"/>
                               </w:rPr>
-                              <w:t>Plantilla del informe · Entrega 1</w:t>
+                              <w:t>Entrega 1</w:t>
                             </w:r>
                             <w:r>
                               <w:rPr>
@@ -228,7 +228,7 @@
                           <w:color w:val="FFFFFF"/>
                           <w:sz w:val="36"/>
                         </w:rPr>
-                        <w:t>Plantilla del informe · Entrega 1</w:t>
+                        <w:t>Entrega 1</w:t>
                       </w:r>
                       <w:r>
                         <w:rPr>
@@ -699,7 +699,23 @@
           <w:i/>
           <w:iCs/>
         </w:rPr>
-        <w:t>Entrega 1 · Proyecto Analítico · Ciencia de Datos · Advance UCSC</w:t>
+        <w:t xml:space="preserve">Entrega 1 · Proyecto Analítico · Ciencia de Datos · </w:t>
+      </w:r>
+      <w:proofErr w:type="spellStart"/>
+      <w:r>
+        <w:rPr>
+          <w:i/>
+          <w:iCs/>
+        </w:rPr>
+        <w:t>Advance</w:t>
+      </w:r>
+      <w:proofErr w:type="spellEnd"/>
+      <w:r>
+        <w:rPr>
+          <w:i/>
+          <w:iCs/>
+        </w:rPr>
+        <w:t xml:space="preserve"> UCSC</w:t>
       </w:r>
     </w:p>
     <w:p>
@@ -756,8 +772,17 @@
                 <w:b/>
                 <w:bCs/>
               </w:rPr>
-              <w:t>:  Franco Andrés Soto Soto</w:t>
-            </w:r>
+              <w:t xml:space="preserve">:  Franco Andrés Soto </w:t>
+            </w:r>
+            <w:proofErr w:type="spellStart"/>
+            <w:r>
+              <w:rPr>
+                <w:b/>
+                <w:bCs/>
+              </w:rPr>
+              <w:t>Soto</w:t>
+            </w:r>
+            <w:proofErr w:type="spellEnd"/>
           </w:p>
         </w:tc>
         <w:tc>
@@ -866,6 +891,17 @@
             <w:pPr>
               <w:cnfStyle w:val="000000000000" w:firstRow="0" w:lastRow="0" w:firstColumn="0" w:lastColumn="0" w:oddVBand="0" w:evenVBand="0" w:oddHBand="0" w:evenHBand="0" w:firstRowFirstColumn="0" w:firstRowLastColumn="0" w:lastRowFirstColumn="0" w:lastRowLastColumn="0"/>
             </w:pPr>
+            <w:hyperlink r:id="rId8" w:history="1">
+              <w:r>
+                <w:rPr>
+                  <w:rStyle w:val="Hipervnculo"/>
+                </w:rPr>
+                <w:t>https://github.com/frandresst-wq/Proyecto-de-Ciencia-de-Datos/blob/cf06e11d95e10c9ccc33adbb91b5d2993ce04e6c/README.md</w:t>
+              </w:r>
+            </w:hyperlink>
+            <w:r>
+              <w:t xml:space="preserve"> </w:t>
+            </w:r>
           </w:p>
         </w:tc>
       </w:tr>
@@ -988,10 +1024,7 @@
               <w:t>Punto 1:</w:t>
             </w:r>
             <w:r>
-              <w:t xml:space="preserve"> </w:t>
-            </w:r>
-            <w:r>
-              <w:t>¿Qué divisiones del IPC explican la variación acumulada del último año?</w:t>
+              <w:t xml:space="preserve"> ¿Qué divisiones del IPC explican la variación acumulada del último año?</w:t>
             </w:r>
           </w:p>
           <w:p>
@@ -1033,13 +1066,7 @@
               <w:t>Punto 2:</w:t>
             </w:r>
             <w:r>
-              <w:t xml:space="preserve"> </w:t>
-            </w:r>
-            <w:r>
-              <w:t>Cada fila del conjunto de datos (20.262 registros en total) representa una observación mensual de precios e incidencias para un ítem o nivel de agregación específico de la canasta del IPC en un período determinado</w:t>
-            </w:r>
-            <w:r>
-              <w:t>.</w:t>
+              <w:t xml:space="preserve"> Cada fila del conjunto de datos (20.262 registros en total) representa una observación mensual de precios e incidencias para un ítem o nivel de agregación específico de la canasta del IPC en un período determinado.</w:t>
             </w:r>
           </w:p>
           <w:p>
@@ -1081,16 +1108,7 @@
               <w:t>Punto 3:</w:t>
             </w:r>
             <w:r>
-              <w:t xml:space="preserve"> </w:t>
-            </w:r>
-            <w:r>
-              <w:t>La pregunta se puede responder íntegramente con este conjunto de datos</w:t>
-            </w:r>
-            <w:r>
-              <w:t xml:space="preserve">. </w:t>
-            </w:r>
-            <w:r>
-              <w:t>Específicamente, bastan las siguientes columnas del archivo CSV:</w:t>
+              <w:t xml:space="preserve"> La pregunta se puede responder íntegramente con este conjunto de datos. Específicamente, bastan las siguientes columnas del archivo CSV:</w:t>
             </w:r>
           </w:p>
           <w:p>
@@ -1279,7 +1297,15 @@
               <w:jc w:val="left"/>
             </w:pPr>
             <w:r>
-              <w:t>Incidencia Acumulada (%) e Incidencia 12 Meses (%): Cuantifican el aporte exacto en puntos porcentuales (pp) de cada división a la variación del IPC General.</w:t>
+              <w:t>Incidencia Acumulada (%) e Incidencia 12 Meses (%): Cuantifican el aporte exacto en puntos porcentuales (</w:t>
+            </w:r>
+            <w:proofErr w:type="spellStart"/>
+            <w:r>
+              <w:t>pp</w:t>
+            </w:r>
+            <w:proofErr w:type="spellEnd"/>
+            <w:r>
+              <w:t>) de cada división a la variación del IPC General.</w:t>
             </w:r>
           </w:p>
           <w:p>
@@ -1446,7 +1472,7 @@
             <w:r>
               <w:t xml:space="preserve">: </w:t>
             </w:r>
-            <w:hyperlink r:id="rId8" w:history="1">
+            <w:hyperlink r:id="rId9" w:history="1">
               <w:r>
                 <w:rPr>
                   <w:rStyle w:val="Hipervnculo"/>
@@ -1478,7 +1504,7 @@
             <w:r>
               <w:t xml:space="preserve">IPC CSV     AQUÍ está el link de descarga directo al archivo: </w:t>
             </w:r>
-            <w:hyperlink r:id="rId9" w:history="1">
+            <w:hyperlink r:id="rId10" w:history="1">
               <w:r>
                 <w:rPr>
                   <w:rStyle w:val="Hipervnculo"/>
@@ -1512,16 +1538,21 @@
               <w:t xml:space="preserve"> </w:t>
             </w:r>
             <w:r>
-              <w:t xml:space="preserve">La fecha de descarga de esta base de datos es de: 24/10/2026 </w:t>
-            </w:r>
-            <w:r>
-              <w:t xml:space="preserve"> corresponde a</w:t>
-            </w:r>
-            <w:r>
-              <w:t xml:space="preserve"> la </w:t>
-            </w:r>
-            <w:r>
-              <w:t>Versión Base Anual 2023=100</w:t>
+              <w:t>La fecha de descarga de esta base de datos es de: 24/10/</w:t>
+            </w:r>
+            <w:proofErr w:type="gramStart"/>
+            <w:r>
+              <w:t xml:space="preserve">2026 </w:t>
+            </w:r>
+            <w:r>
+              <w:t xml:space="preserve"> corresponde</w:t>
+            </w:r>
+            <w:proofErr w:type="gramEnd"/>
+            <w:r>
+              <w:t xml:space="preserve"> a</w:t>
+            </w:r>
+            <w:r>
+              <w:t xml:space="preserve"> la Versión Base Anual 2023=100</w:t>
             </w:r>
             <w:r>
               <w:t xml:space="preserve"> </w:t>
@@ -1552,7 +1583,23 @@
               <w:t xml:space="preserve"> </w:t>
             </w:r>
             <w:r>
-              <w:t>La base de datos del IPC (base anual 2023=100) y la información estadística publicada por el Instituto Nacional de Estadísticas (INE) de Chile se distribuyen bajo la licencia de datos abiertos Creative Commons Reconocimiento-CompartirIgual 4.0 Internacional (CC BY-SA 4.0).</w:t>
+              <w:t xml:space="preserve">La base de datos del IPC (base anual 2023=100) y la información estadística publicada por el Instituto Nacional de Estadísticas (INE) de Chile se distribuyen bajo la licencia de datos abiertos Creative </w:t>
+            </w:r>
+            <w:proofErr w:type="spellStart"/>
+            <w:r>
+              <w:t>Commons</w:t>
+            </w:r>
+            <w:proofErr w:type="spellEnd"/>
+            <w:r>
+              <w:t xml:space="preserve"> Reconocimiento-</w:t>
+            </w:r>
+            <w:proofErr w:type="spellStart"/>
+            <w:r>
+              <w:t>CompartirIgual</w:t>
+            </w:r>
+            <w:proofErr w:type="spellEnd"/>
+            <w:r>
+              <w:t xml:space="preserve"> 4.0 Internacional (CC BY-SA 4.0).</w:t>
             </w:r>
           </w:p>
           <w:p>
@@ -1581,7 +1628,15 @@
               <w:t>Adaptar y transformar:</w:t>
             </w:r>
             <w:r>
-              <w:t xml:space="preserve"> Remezclar, extraer, transformar y generar obras derivadas (modelos econométricos, dashboards, visualizaciones, informes o aplicaciones). </w:t>
+              <w:t xml:space="preserve"> Remezclar, extraer, transformar y generar obras derivadas (modelos econométricos, </w:t>
+            </w:r>
+            <w:proofErr w:type="spellStart"/>
+            <w:r>
+              <w:t>dashboards</w:t>
+            </w:r>
+            <w:proofErr w:type="spellEnd"/>
+            <w:r>
+              <w:t xml:space="preserve">, visualizaciones, informes o aplicaciones). </w:t>
             </w:r>
             <w:r>
               <w:rPr>
@@ -1627,10 +1682,7 @@
               <w:t>finalidad oficial de medir la evolución mensual de la inflación al consumidor en Chile, reajustar la Unidad de Fomento (UF), salarios, tarifas y servir de insumo para la política monetaria del Banco Central</w:t>
             </w:r>
             <w:r>
-              <w:t>.</w:t>
-            </w:r>
-            <w:r>
-              <w:t xml:space="preserve"> Mi pregunta analítica no desvía la finalidad original del dato, se alinea directamente con su propósito estadístico.</w:t>
+              <w:t>. Mi pregunta analítica no desvía la finalidad original del dato, se alinea directamente con su propósito estadístico.</w:t>
             </w:r>
           </w:p>
           <w:p>
@@ -1666,7 +1718,6 @@
       <w:bookmarkStart w:id="2" w:name="_heading=h.cxmyklg2ha0c" w:colFirst="0" w:colLast="0"/>
       <w:bookmarkEnd w:id="2"/>
       <w:r>
-        <w:lastRenderedPageBreak/>
         <w:t>3. Diagnóstico de calidad (ANTES de limpiar)</w:t>
       </w:r>
     </w:p>
@@ -1796,7 +1847,25 @@
               <w:t xml:space="preserve"> </w:t>
             </w:r>
             <w:r>
-              <w:t>Se contabilizaron los valores nulos (NaN) por columna mediante df.isna().sum():</w:t>
+              <w:t>Se contabilizaron los valores nulos (</w:t>
+            </w:r>
+            <w:proofErr w:type="spellStart"/>
+            <w:r>
+              <w:t>NaN</w:t>
+            </w:r>
+            <w:proofErr w:type="spellEnd"/>
+            <w:r>
+              <w:t xml:space="preserve">) por columna mediante </w:t>
+            </w:r>
+            <w:proofErr w:type="spellStart"/>
+            <w:proofErr w:type="gramStart"/>
+            <w:r>
+              <w:t>df.isna</w:t>
+            </w:r>
+            <w:proofErr w:type="spellEnd"/>
+            <w:proofErr w:type="gramEnd"/>
+            <w:r>
+              <w:t>().sum():</w:t>
             </w:r>
             <w:r>
               <w:t xml:space="preserve"> </w:t>
@@ -1976,7 +2045,15 @@
               <w:jc w:val="left"/>
             </w:pPr>
             <w:r>
-              <w:t xml:space="preserve">Se veriifico con la </w:t>
+              <w:t xml:space="preserve">Se </w:t>
+            </w:r>
+            <w:proofErr w:type="spellStart"/>
+            <w:r>
+              <w:t>veriifico</w:t>
+            </w:r>
+            <w:proofErr w:type="spellEnd"/>
+            <w:r>
+              <w:t xml:space="preserve"> con la </w:t>
             </w:r>
             <w:r>
               <w:t>tabla cruzada</w:t>
@@ -1984,9 +2061,13 @@
             <w:r>
               <w:t>(</w:t>
             </w:r>
+            <w:proofErr w:type="spellStart"/>
+            <w:proofErr w:type="gramStart"/>
             <w:r>
               <w:t>pd.crosstab</w:t>
             </w:r>
+            <w:proofErr w:type="spellEnd"/>
+            <w:proofErr w:type="gramEnd"/>
             <w:r>
               <w:t>)</w:t>
             </w:r>
@@ -2036,10 +2117,50 @@
               <w:t xml:space="preserve"> </w:t>
             </w:r>
             <w:r>
-              <w:t>Al ejecutar df.dtypes y df.describe() sobre la base bruta, solo las 7 columnas de fecha y códigos (Año, Mes, División, Grupo, Clase, Subclase, Producto) son reconocidas como numéricas (int64 / float64), mientras que las 8 columnas de métricas económicas (Ponderación, Índice, Variación Mensual (%), Variación Acumulada (%), Variación 12 Meses (%), Incidencia Mensual (%), Incidencia Acumulada (%), Incidencia 12 Meses (%)) están almacenadas como texto (object) debido al uso de coma (,) como separador decimal.</w:t>
-            </w:r>
-            <w:r>
-              <w:t xml:space="preserve"> Es por esto que se realizó una conversión tempora de las “,” a “ .” (sin afectar a la base de datos) para realizar lo siguiente:</w:t>
+              <w:t xml:space="preserve">Al ejecutar </w:t>
+            </w:r>
+            <w:proofErr w:type="spellStart"/>
+            <w:r>
+              <w:t>df.dtypes</w:t>
+            </w:r>
+            <w:proofErr w:type="spellEnd"/>
+            <w:r>
+              <w:t xml:space="preserve"> y </w:t>
+            </w:r>
+            <w:proofErr w:type="spellStart"/>
+            <w:r>
+              <w:t>df.describe</w:t>
+            </w:r>
+            <w:proofErr w:type="spellEnd"/>
+            <w:r>
+              <w:t>() sobre la base bruta, solo las 7 columnas de fecha y códigos (Año, Mes, División, Grupo, Clase, Subclase, Producto) son reconocidas como numéricas (int64 / float64), mientras que las 8 columnas de métricas económicas (Ponderación, Índice, Variación Mensual (%), Variación Acumulada (%), Variación 12 Meses (%), Incidencia Mensual (%), Incidencia Acumulada (%), Incidencia 12 Meses (%)) están almacenadas como texto (</w:t>
+            </w:r>
+            <w:proofErr w:type="spellStart"/>
+            <w:r>
+              <w:t>object</w:t>
+            </w:r>
+            <w:proofErr w:type="spellEnd"/>
+            <w:r>
+              <w:t>) debido al uso de coma (,) como separador decimal.</w:t>
+            </w:r>
+            <w:r>
+              <w:t xml:space="preserve"> Es por esto que se realizó una conversión </w:t>
+            </w:r>
+            <w:proofErr w:type="spellStart"/>
+            <w:r>
+              <w:t>tempora</w:t>
+            </w:r>
+            <w:proofErr w:type="spellEnd"/>
+            <w:r>
+              <w:t xml:space="preserve"> de las “,” a </w:t>
+            </w:r>
+            <w:proofErr w:type="gramStart"/>
+            <w:r>
+              <w:t>“ .</w:t>
+            </w:r>
+            <w:proofErr w:type="gramEnd"/>
+            <w:r>
+              <w:t>” (sin afectar a la base de datos) para realizar lo siguiente:</w:t>
             </w:r>
           </w:p>
           <w:p>
@@ -2221,6 +2342,7 @@
               <w:jc w:val="left"/>
             </w:pPr>
             <w:r>
+              <w:lastRenderedPageBreak/>
               <w:t>Columna: Variación 12 Meses (%)</w:t>
             </w:r>
           </w:p>
@@ -2303,7 +2425,6 @@
               <w:jc w:val="left"/>
             </w:pPr>
             <w:r>
-              <w:lastRenderedPageBreak/>
               <w:t xml:space="preserve">  -&gt; Valor centinela 0 encontrado: 5218 veces</w:t>
             </w:r>
           </w:p>
@@ -2431,13 +2552,7 @@
               <w:jc w:val="left"/>
             </w:pPr>
             <w:r>
-              <w:t xml:space="preserve">Se entiende que estos datos representan la </w:t>
-            </w:r>
-            <w:r>
-              <w:t>variación</w:t>
-            </w:r>
-            <w:r>
-              <w:t xml:space="preserve"> mensual en porc</w:t>
+              <w:t>Se entiende que estos datos representan la variación mensual en porc</w:t>
             </w:r>
             <w:r>
               <w:t>entaje.</w:t>
@@ -2449,22 +2564,13 @@
               <w:t>P</w:t>
             </w:r>
             <w:r>
-              <w:t xml:space="preserve">or </w:t>
-            </w:r>
-            <w:r>
-              <w:t>ende,</w:t>
-            </w:r>
-            <w:r>
-              <w:t xml:space="preserve"> puede</w:t>
+              <w:t>or ende, puede</w:t>
             </w:r>
             <w:r>
               <w:t>n</w:t>
             </w:r>
             <w:r>
-              <w:t xml:space="preserve"> existir </w:t>
-            </w:r>
-            <w:r>
-              <w:t>número</w:t>
+              <w:t xml:space="preserve"> existir número</w:t>
             </w:r>
             <w:r>
               <w:t>s</w:t>
@@ -2521,10 +2627,7 @@
               <w:t xml:space="preserve">. Consistencia: </w:t>
             </w:r>
             <w:r>
-              <w:t xml:space="preserve"> </w:t>
-            </w:r>
-            <w:r>
-              <w:t>Regla 1 — Integridad jerárquica y suma de ponderaciones/incidencias por nivel: «Ningún registro puede tener código en un nivel inferior si su nivel padre es nulo; en cada mes la suma de Ponderación de cada nivel jerárquico debe igualar el 100,0%, y la suma de Incidencia Acumulada (%) de las 13 Divisiones debe coincidir (redondeada a un decimal) con la Variación Acumulada (%) del IPC General.»</w:t>
+              <w:t xml:space="preserve"> Regla 1 — Integridad jerárquica y suma de ponderaciones/incidencias por nivel: «Ningún registro puede tener código en un nivel inferior si su nivel padre es nulo; en cada mes la suma de Ponderación de cada nivel jerárquico debe igualar el 100,0%, y la suma de Incidencia Acumulada (%) de las 13 Divisiones debe coincidir (redondeada a un decimal) con la Variación Acumulada (%) del IPC General.»</w:t>
             </w:r>
           </w:p>
           <w:p>
@@ -2579,7 +2682,15 @@
               <w:jc w:val="left"/>
             </w:pPr>
             <w:r>
-              <w:t>Regla 2 — Coherencia de valores acumulados en Enero y unicidad de ponderación por Glosa: «En el mes de enero (Mes == 1), la Variación Acumulada (%) debe igualar a la Variación Mensual (%); además, una misma categoría textual (Glosa) no debería presentar ponderaciones distintas sin distinción de nivel.»</w:t>
+              <w:t xml:space="preserve">Regla 2 — Coherencia de valores acumulados en </w:t>
+            </w:r>
+            <w:proofErr w:type="gramStart"/>
+            <w:r>
+              <w:t>Enero</w:t>
+            </w:r>
+            <w:proofErr w:type="gramEnd"/>
+            <w:r>
+              <w:t xml:space="preserve"> y unicidad de ponderación por Glosa: «En el mes de enero (Mes == 1), la Variación Acumulada (%) debe igualar a la Variación Mensual (%); además, una misma categoría textual (Glosa) no debería presentar ponderaciones distintas sin distinción de nivel.»</w:t>
             </w:r>
           </w:p>
           <w:p>
@@ -2617,7 +2728,23 @@
               <w:t>Resultado:</w:t>
             </w:r>
             <w:r>
-              <w:t xml:space="preserve"> En los 1.842 registros de enero (2024, 2025 y 2026) existen 0 contradicciones entre las métricas mensuales y acumuladas. No obstante, al evaluar df.groupby('Glosa')['Ponderación'].nunique(), se detectaron 5 glosas inconsistentes que poseen 2 ponderaciones distintas en el mismo mes (VESTUARIO: 1,88944% como Grupo y 1,75721% como Clase; MEDICAMENTOS: 2,45055% como Clase y 2,39372% como Subclase; además de SERVICIOS PARA EL MANTENIMIENTO DE LA VIVIENDA, MUEBLES Y ARTÍCULOS PARA EL HOGAR y HERRAMIENTAS MANUALES Y ACCESORIOS), junto con 150 glosas por mes (4.950 filas en total) que repiten exactamente el mismo nombre en niveles consecutivos (ej. ARROZ como Subclase 1.1.1.1 y como Producto 1.1.1.1.1). Esto prueba que Glosa es ambigua si no se vincula con su código o nivel jerárquico.</w:t>
+              <w:t xml:space="preserve"> En los 1.842 registros de enero (2024, 2025 y 2026) existen 0 contradicciones entre las métricas mensuales y acumuladas. No obstante, al evaluar </w:t>
+            </w:r>
+            <w:proofErr w:type="spellStart"/>
+            <w:r>
+              <w:t>df.groupby</w:t>
+            </w:r>
+            <w:proofErr w:type="spellEnd"/>
+            <w:r>
+              <w:t>('Glosa')['Ponderación'].</w:t>
+            </w:r>
+            <w:proofErr w:type="spellStart"/>
+            <w:r>
+              <w:t>nunique</w:t>
+            </w:r>
+            <w:proofErr w:type="spellEnd"/>
+            <w:r>
+              <w:t>(), se detectaron 5 glosas inconsistentes que poseen 2 ponderaciones distintas en el mismo mes (VESTUARIO: 1,88944% como Grupo y 1,75721% como Clase; MEDICAMENTOS: 2,45055% como Clase y 2,39372% como Subclase; además de SERVICIOS PARA EL MANTENIMIENTO DE LA VIVIENDA, MUEBLES Y ARTÍCULOS PARA EL HOGAR y HERRAMIENTAS MANUALES Y ACCESORIOS), junto con 150 glosas por mes (4.950 filas en total) que repiten exactamente el mismo nombre en niveles consecutivos (ej. ARROZ como Subclase 1.1.1.1 y como Producto 1.1.1.1.1). Esto prueba que Glosa es ambigua si no se vincula con su código o nivel jerárquico.</w:t>
             </w:r>
           </w:p>
           <w:p>
@@ -2693,7 +2820,17 @@
               <w:jc w:val="left"/>
             </w:pPr>
             <w:r>
-              <w:t xml:space="preserve">Duplicados exactos (df.duplicated().sum()): 0 registros duplicados exactos.  </w:t>
+              <w:t>Duplicados exactos (</w:t>
+            </w:r>
+            <w:proofErr w:type="spellStart"/>
+            <w:proofErr w:type="gramStart"/>
+            <w:r>
+              <w:t>df.duplicated</w:t>
+            </w:r>
+            <w:proofErr w:type="spellEnd"/>
+            <w:proofErr w:type="gramEnd"/>
+            <w:r>
+              <w:t xml:space="preserve">().sum()): 0 registros duplicados exactos.  </w:t>
             </w:r>
           </w:p>
           <w:p>
@@ -2762,14 +2899,7 @@
                 <w:b/>
                 <w:bCs/>
               </w:rPr>
-              <w:t xml:space="preserve">Punto 5. </w:t>
-            </w:r>
-            <w:r>
-              <w:rPr>
-                <w:b/>
-                <w:bCs/>
-              </w:rPr>
-              <w:t>Oportunidad:</w:t>
+              <w:t>Punto 5. Oportunidad:</w:t>
             </w:r>
             <w:r>
               <w:rPr>
@@ -2779,7 +2909,11 @@
               <w:t xml:space="preserve">  </w:t>
             </w:r>
             <w:r>
-              <w:t>Combinando Año y Mes en formato fecha (YYYY-MM-01), el conjunto abarca desde 2024-01-01 hasta 2026-09-01. Respecto a la fecha de realización del informe (25 de octubre de 2026), han transcurrido 54 días desde el inicio del último mes reportado (septiembre de 2026), lo que corresponde al último cierre mensual publicado por el INE</w:t>
+              <w:t xml:space="preserve">Combinando Año y Mes en formato fecha (YYYY-MM-01), el </w:t>
+            </w:r>
+            <w:r>
+              <w:lastRenderedPageBreak/>
+              <w:t>conjunto abarca desde 2024-01-01 hasta 2026-09-01. Respecto a la fecha de realización del informe (25 de octubre de 2026), han transcurrido 54 días desde el inicio del último mes reportado (septiembre de 2026), lo que corresponde al último cierre mensual publicado por el INE</w:t>
             </w:r>
             <w:r>
               <w:t xml:space="preserve">. </w:t>
@@ -2928,6 +3062,7 @@
                       <w:color w:val="1F1F1F"/>
                     </w:rPr>
                   </w:pPr>
+                  <w:proofErr w:type="spellStart"/>
                   <w:r>
                     <w:rPr>
                       <w:rFonts w:ascii="Calibri" w:eastAsia="Times New Roman" w:hAnsi="Calibri" w:cs="Calibri"/>
@@ -2935,6 +3070,7 @@
                     </w:rPr>
                     <w:t>N°</w:t>
                   </w:r>
+                  <w:proofErr w:type="spellEnd"/>
                 </w:p>
               </w:tc>
               <w:tc>
@@ -3215,7 +3351,23 @@
                       <w:rFonts w:ascii="Calibri" w:eastAsia="Times New Roman" w:hAnsi="Calibri" w:cs="Calibri"/>
                       <w:color w:val="1F1F1F"/>
                     </w:rPr>
-                    <w:t>Las 8 columnas cuantitativas están almacenadas como texto (object) por usar coma decimal (,).</w:t>
+                    <w:t>Las 8 columnas cuantitativas están almacenadas como texto (</w:t>
+                  </w:r>
+                  <w:proofErr w:type="spellStart"/>
+                  <w:r>
+                    <w:rPr>
+                      <w:rFonts w:ascii="Calibri" w:eastAsia="Times New Roman" w:hAnsi="Calibri" w:cs="Calibri"/>
+                      <w:color w:val="1F1F1F"/>
+                    </w:rPr>
+                    <w:t>object</w:t>
+                  </w:r>
+                  <w:proofErr w:type="spellEnd"/>
+                  <w:r>
+                    <w:rPr>
+                      <w:rFonts w:ascii="Calibri" w:eastAsia="Times New Roman" w:hAnsi="Calibri" w:cs="Calibri"/>
+                      <w:color w:val="1F1F1F"/>
+                    </w:rPr>
+                    <w:t>) por usar coma decimal (,).</w:t>
                   </w:r>
                 </w:p>
               </w:tc>
@@ -3245,7 +3397,41 @@
                       <w:rFonts w:ascii="Calibri" w:eastAsia="Times New Roman" w:hAnsi="Calibri" w:cs="Calibri"/>
                       <w:color w:val="1F1F1F"/>
                     </w:rPr>
-                    <w:t>20.262 filas afectadas en las 8 columnas · detectado con df.dtypes y df.describe() (que solo mostraba 7 columnas).</w:t>
+                    <w:t xml:space="preserve">20.262 filas afectadas en las 8 columnas · detectado con </w:t>
+                  </w:r>
+                  <w:proofErr w:type="spellStart"/>
+                  <w:proofErr w:type="gramStart"/>
+                  <w:r>
+                    <w:rPr>
+                      <w:rFonts w:ascii="Calibri" w:eastAsia="Times New Roman" w:hAnsi="Calibri" w:cs="Calibri"/>
+                      <w:color w:val="1F1F1F"/>
+                    </w:rPr>
+                    <w:t>df.dtypes</w:t>
+                  </w:r>
+                  <w:proofErr w:type="spellEnd"/>
+                  <w:proofErr w:type="gramEnd"/>
+                  <w:r>
+                    <w:rPr>
+                      <w:rFonts w:ascii="Calibri" w:eastAsia="Times New Roman" w:hAnsi="Calibri" w:cs="Calibri"/>
+                      <w:color w:val="1F1F1F"/>
+                    </w:rPr>
+                    <w:t xml:space="preserve"> y </w:t>
+                  </w:r>
+                  <w:proofErr w:type="spellStart"/>
+                  <w:r>
+                    <w:rPr>
+                      <w:rFonts w:ascii="Calibri" w:eastAsia="Times New Roman" w:hAnsi="Calibri" w:cs="Calibri"/>
+                      <w:color w:val="1F1F1F"/>
+                    </w:rPr>
+                    <w:t>df.describe</w:t>
+                  </w:r>
+                  <w:proofErr w:type="spellEnd"/>
+                  <w:r>
+                    <w:rPr>
+                      <w:rFonts w:ascii="Calibri" w:eastAsia="Times New Roman" w:hAnsi="Calibri" w:cs="Calibri"/>
+                      <w:color w:val="1F1F1F"/>
+                    </w:rPr>
+                    <w:t>() (que solo mostraba 7 columnas).</w:t>
                   </w:r>
                 </w:p>
               </w:tc>
@@ -3336,7 +3522,39 @@
                       <w:rFonts w:ascii="Calibri" w:eastAsia="Times New Roman" w:hAnsi="Calibri" w:cs="Calibri"/>
                       <w:color w:val="1F1F1F"/>
                     </w:rPr>
-                    <w:t>Las 8 métricas pasan a float64 sin generar NaN adicionales (0 pérdidas), habilitando el cálculo exacto de incidencias (3,956 pp en sep-2026).</w:t>
+                    <w:t xml:space="preserve">Las 8 métricas pasan a float64 sin generar </w:t>
+                  </w:r>
+                  <w:proofErr w:type="spellStart"/>
+                  <w:r>
+                    <w:rPr>
+                      <w:rFonts w:ascii="Calibri" w:eastAsia="Times New Roman" w:hAnsi="Calibri" w:cs="Calibri"/>
+                      <w:color w:val="1F1F1F"/>
+                    </w:rPr>
+                    <w:t>NaN</w:t>
+                  </w:r>
+                  <w:proofErr w:type="spellEnd"/>
+                  <w:r>
+                    <w:rPr>
+                      <w:rFonts w:ascii="Calibri" w:eastAsia="Times New Roman" w:hAnsi="Calibri" w:cs="Calibri"/>
+                      <w:color w:val="1F1F1F"/>
+                    </w:rPr>
+                    <w:t xml:space="preserve"> adicionales (0 pérdidas), habilitando el cálculo exacto de incidencias (3,956 </w:t>
+                  </w:r>
+                  <w:proofErr w:type="spellStart"/>
+                  <w:r>
+                    <w:rPr>
+                      <w:rFonts w:ascii="Calibri" w:eastAsia="Times New Roman" w:hAnsi="Calibri" w:cs="Calibri"/>
+                      <w:color w:val="1F1F1F"/>
+                    </w:rPr>
+                    <w:t>pp</w:t>
+                  </w:r>
+                  <w:proofErr w:type="spellEnd"/>
+                  <w:r>
+                    <w:rPr>
+                      <w:rFonts w:ascii="Calibri" w:eastAsia="Times New Roman" w:hAnsi="Calibri" w:cs="Calibri"/>
+                      <w:color w:val="1F1F1F"/>
+                    </w:rPr>
+                    <w:t xml:space="preserve"> en sep-2026).</w:t>
                   </w:r>
                 </w:p>
               </w:tc>
@@ -3372,6 +3590,7 @@
                       <w:rFonts w:ascii="Calibri" w:eastAsia="Times New Roman" w:hAnsi="Calibri" w:cs="Calibri"/>
                       <w:color w:val="1F1F1F"/>
                     </w:rPr>
+                    <w:lastRenderedPageBreak/>
                     <w:t>2</w:t>
                   </w:r>
                 </w:p>
@@ -3432,7 +3651,23 @@
                       <w:rFonts w:ascii="Calibri" w:eastAsia="Times New Roman" w:hAnsi="Calibri" w:cs="Calibri"/>
                       <w:color w:val="1F1F1F"/>
                     </w:rPr>
-                    <w:t>Códigos enteros almacenados como float64 por presencia de NaN estructurales en niveles superiores.</w:t>
+                    <w:t xml:space="preserve">Códigos enteros almacenados como float64 por presencia de </w:t>
+                  </w:r>
+                  <w:proofErr w:type="spellStart"/>
+                  <w:r>
+                    <w:rPr>
+                      <w:rFonts w:ascii="Calibri" w:eastAsia="Times New Roman" w:hAnsi="Calibri" w:cs="Calibri"/>
+                      <w:color w:val="1F1F1F"/>
+                    </w:rPr>
+                    <w:t>NaN</w:t>
+                  </w:r>
+                  <w:proofErr w:type="spellEnd"/>
+                  <w:r>
+                    <w:rPr>
+                      <w:rFonts w:ascii="Calibri" w:eastAsia="Times New Roman" w:hAnsi="Calibri" w:cs="Calibri"/>
+                      <w:color w:val="1F1F1F"/>
+                    </w:rPr>
+                    <w:t xml:space="preserve"> estructurales en niveles superiores.</w:t>
                   </w:r>
                 </w:p>
               </w:tc>
@@ -3462,7 +3697,57 @@
                       <w:rFonts w:ascii="Calibri" w:eastAsia="Times New Roman" w:hAnsi="Calibri" w:cs="Calibri"/>
                       <w:color w:val="1F1F1F"/>
                     </w:rPr>
-                    <w:t>33 NaN en División, 462 en Grupo, 1.980 en Clase, 5.247 en Subclase y 10.923 en Producto · detectado con df.isna().sum() y pd.crosstab.</w:t>
+                    <w:t xml:space="preserve">33 </w:t>
+                  </w:r>
+                  <w:proofErr w:type="spellStart"/>
+                  <w:r>
+                    <w:rPr>
+                      <w:rFonts w:ascii="Calibri" w:eastAsia="Times New Roman" w:hAnsi="Calibri" w:cs="Calibri"/>
+                      <w:color w:val="1F1F1F"/>
+                    </w:rPr>
+                    <w:t>NaN</w:t>
+                  </w:r>
+                  <w:proofErr w:type="spellEnd"/>
+                  <w:r>
+                    <w:rPr>
+                      <w:rFonts w:ascii="Calibri" w:eastAsia="Times New Roman" w:hAnsi="Calibri" w:cs="Calibri"/>
+                      <w:color w:val="1F1F1F"/>
+                    </w:rPr>
+                    <w:t xml:space="preserve"> en División, 462 en Grupo, 1.980 en Clase, 5.247 en Subclase y 10.923 en Producto · detectado con </w:t>
+                  </w:r>
+                  <w:proofErr w:type="spellStart"/>
+                  <w:proofErr w:type="gramStart"/>
+                  <w:r>
+                    <w:rPr>
+                      <w:rFonts w:ascii="Calibri" w:eastAsia="Times New Roman" w:hAnsi="Calibri" w:cs="Calibri"/>
+                      <w:color w:val="1F1F1F"/>
+                    </w:rPr>
+                    <w:t>df.isna</w:t>
+                  </w:r>
+                  <w:proofErr w:type="spellEnd"/>
+                  <w:proofErr w:type="gramEnd"/>
+                  <w:r>
+                    <w:rPr>
+                      <w:rFonts w:ascii="Calibri" w:eastAsia="Times New Roman" w:hAnsi="Calibri" w:cs="Calibri"/>
+                      <w:color w:val="1F1F1F"/>
+                    </w:rPr>
+                    <w:t xml:space="preserve">().sum() y </w:t>
+                  </w:r>
+                  <w:proofErr w:type="spellStart"/>
+                  <w:r>
+                    <w:rPr>
+                      <w:rFonts w:ascii="Calibri" w:eastAsia="Times New Roman" w:hAnsi="Calibri" w:cs="Calibri"/>
+                      <w:color w:val="1F1F1F"/>
+                    </w:rPr>
+                    <w:t>pd.crosstab</w:t>
+                  </w:r>
+                  <w:proofErr w:type="spellEnd"/>
+                  <w:r>
+                    <w:rPr>
+                      <w:rFonts w:ascii="Calibri" w:eastAsia="Times New Roman" w:hAnsi="Calibri" w:cs="Calibri"/>
+                      <w:color w:val="1F1F1F"/>
+                    </w:rPr>
+                    <w:t>.</w:t>
                   </w:r>
                 </w:p>
               </w:tc>
@@ -3522,7 +3807,23 @@
                       <w:rFonts w:ascii="Calibri" w:eastAsia="Times New Roman" w:hAnsi="Calibri" w:cs="Calibri"/>
                       <w:color w:val="1F1F1F"/>
                     </w:rPr>
-                    <w:t>Los NaN no son datos perdidos al azar, sino indicador de "nivel inferior no aplica". Reemplazarlos por 0 y convertir a int64 formaliza la jerarquía COICOP.</w:t>
+                    <w:t xml:space="preserve">Los </w:t>
+                  </w:r>
+                  <w:proofErr w:type="spellStart"/>
+                  <w:r>
+                    <w:rPr>
+                      <w:rFonts w:ascii="Calibri" w:eastAsia="Times New Roman" w:hAnsi="Calibri" w:cs="Calibri"/>
+                      <w:color w:val="1F1F1F"/>
+                    </w:rPr>
+                    <w:t>NaN</w:t>
+                  </w:r>
+                  <w:proofErr w:type="spellEnd"/>
+                  <w:r>
+                    <w:rPr>
+                      <w:rFonts w:ascii="Calibri" w:eastAsia="Times New Roman" w:hAnsi="Calibri" w:cs="Calibri"/>
+                      <w:color w:val="1F1F1F"/>
+                    </w:rPr>
+                    <w:t xml:space="preserve"> no son datos perdidos al azar, sino indicador de "nivel inferior no aplica". Reemplazarlos por 0 y convertir a int64 formaliza la jerarquía COICOP.</w:t>
                   </w:r>
                 </w:p>
               </w:tc>
@@ -3589,7 +3890,6 @@
                       <w:rFonts w:ascii="Calibri" w:eastAsia="Times New Roman" w:hAnsi="Calibri" w:cs="Calibri"/>
                       <w:color w:val="1F1F1F"/>
                     </w:rPr>
-                    <w:lastRenderedPageBreak/>
                     <w:t>3</w:t>
                   </w:r>
                 </w:p>
@@ -3749,7 +4049,23 @@
                       <w:rFonts w:ascii="Calibri" w:eastAsia="Times New Roman" w:hAnsi="Calibri" w:cs="Calibri"/>
                       <w:color w:val="1F1F1F"/>
                     </w:rPr>
-                    <w:t>En series de inflación, 0% y -1% son variaciones e incidencias reales de precios, no códigos de dato faltante (-999 o 9999 tienen 0 casos). Reemplazarlos por NaN sesgaría al alza la inflación promedio.</w:t>
+                    <w:t xml:space="preserve">En series de inflación, 0% y -1% son variaciones e incidencias reales de precios, no códigos de dato faltante (-999 o 9999 tienen 0 casos). Reemplazarlos por </w:t>
+                  </w:r>
+                  <w:proofErr w:type="spellStart"/>
+                  <w:r>
+                    <w:rPr>
+                      <w:rFonts w:ascii="Calibri" w:eastAsia="Times New Roman" w:hAnsi="Calibri" w:cs="Calibri"/>
+                      <w:color w:val="1F1F1F"/>
+                    </w:rPr>
+                    <w:t>NaN</w:t>
+                  </w:r>
+                  <w:proofErr w:type="spellEnd"/>
+                  <w:r>
+                    <w:rPr>
+                      <w:rFonts w:ascii="Calibri" w:eastAsia="Times New Roman" w:hAnsi="Calibri" w:cs="Calibri"/>
+                      <w:color w:val="1F1F1F"/>
+                    </w:rPr>
+                    <w:t xml:space="preserve"> sesgaría al alza la inflación promedio.</w:t>
                   </w:r>
                 </w:p>
               </w:tc>
@@ -3816,6 +4132,7 @@
                       <w:rFonts w:ascii="Calibri" w:eastAsia="Times New Roman" w:hAnsi="Calibri" w:cs="Calibri"/>
                       <w:color w:val="1F1F1F"/>
                     </w:rPr>
+                    <w:lastRenderedPageBreak/>
                     <w:t>4</w:t>
                   </w:r>
                 </w:p>
@@ -3906,7 +4223,57 @@
                       <w:rFonts w:ascii="Calibri" w:eastAsia="Times New Roman" w:hAnsi="Calibri" w:cs="Calibri"/>
                       <w:color w:val="1F1F1F"/>
                     </w:rPr>
-                    <w:t>7.356 NaN en Var. 12M (100% en 2024), 7.389 en Inc. 12M (7.356 de 2024 + 33 de IPC General) y 33 en Ponderación/Incidencias · detectado con pd.crosstab(df['Año'], ...).</w:t>
+                    <w:t xml:space="preserve">7.356 </w:t>
+                  </w:r>
+                  <w:proofErr w:type="spellStart"/>
+                  <w:r>
+                    <w:rPr>
+                      <w:rFonts w:ascii="Calibri" w:eastAsia="Times New Roman" w:hAnsi="Calibri" w:cs="Calibri"/>
+                      <w:color w:val="1F1F1F"/>
+                    </w:rPr>
+                    <w:t>NaN</w:t>
+                  </w:r>
+                  <w:proofErr w:type="spellEnd"/>
+                  <w:r>
+                    <w:rPr>
+                      <w:rFonts w:ascii="Calibri" w:eastAsia="Times New Roman" w:hAnsi="Calibri" w:cs="Calibri"/>
+                      <w:color w:val="1F1F1F"/>
+                    </w:rPr>
+                    <w:t xml:space="preserve"> en Var. 12M (100% en 2024), 7.389 en Inc. 12M (7.356 de 2024 + 33 de IPC General) y 33 en Ponderación/Incidencias · detectado con </w:t>
+                  </w:r>
+                  <w:proofErr w:type="spellStart"/>
+                  <w:proofErr w:type="gramStart"/>
+                  <w:r>
+                    <w:rPr>
+                      <w:rFonts w:ascii="Calibri" w:eastAsia="Times New Roman" w:hAnsi="Calibri" w:cs="Calibri"/>
+                      <w:color w:val="1F1F1F"/>
+                    </w:rPr>
+                    <w:t>pd.crosstab</w:t>
+                  </w:r>
+                  <w:proofErr w:type="spellEnd"/>
+                  <w:proofErr w:type="gramEnd"/>
+                  <w:r>
+                    <w:rPr>
+                      <w:rFonts w:ascii="Calibri" w:eastAsia="Times New Roman" w:hAnsi="Calibri" w:cs="Calibri"/>
+                      <w:color w:val="1F1F1F"/>
+                    </w:rPr>
+                    <w:t>(</w:t>
+                  </w:r>
+                  <w:proofErr w:type="spellStart"/>
+                  <w:r>
+                    <w:rPr>
+                      <w:rFonts w:ascii="Calibri" w:eastAsia="Times New Roman" w:hAnsi="Calibri" w:cs="Calibri"/>
+                      <w:color w:val="1F1F1F"/>
+                    </w:rPr>
+                    <w:t>df</w:t>
+                  </w:r>
+                  <w:proofErr w:type="spellEnd"/>
+                  <w:r>
+                    <w:rPr>
+                      <w:rFonts w:ascii="Calibri" w:eastAsia="Times New Roman" w:hAnsi="Calibri" w:cs="Calibri"/>
+                      <w:color w:val="1F1F1F"/>
+                    </w:rPr>
+                    <w:t>['Año'], ...).</w:t>
                   </w:r>
                 </w:p>
               </w:tc>
@@ -4033,7 +4400,6 @@
                       <w:rFonts w:ascii="Calibri" w:eastAsia="Times New Roman" w:hAnsi="Calibri" w:cs="Calibri"/>
                       <w:color w:val="1F1F1F"/>
                     </w:rPr>
-                    <w:lastRenderedPageBreak/>
                     <w:t>5</w:t>
                   </w:r>
                 </w:p>
@@ -4184,7 +4550,39 @@
                       <w:rFonts w:ascii="Calibri" w:eastAsia="Times New Roman" w:hAnsi="Calibri" w:cs="Calibri"/>
                       <w:color w:val="1F1F1F"/>
                     </w:rPr>
-                    <w:t>Se normaliza Glosa (mayúsculas, sin tildes ni espacios extremos) y se crean los atributos nivel_jerarquico y codigo_jerarquico para evitar agrupar por Glosa mezclando niveles (lo que inflaba la suma de Ponderación a 500,0%).</w:t>
+                    <w:t xml:space="preserve">Se normaliza Glosa (mayúsculas, sin tildes ni espacios extremos) y se crean los atributos </w:t>
+                  </w:r>
+                  <w:proofErr w:type="spellStart"/>
+                  <w:r>
+                    <w:rPr>
+                      <w:rFonts w:ascii="Calibri" w:eastAsia="Times New Roman" w:hAnsi="Calibri" w:cs="Calibri"/>
+                      <w:color w:val="1F1F1F"/>
+                    </w:rPr>
+                    <w:t>nivel_jerarquico</w:t>
+                  </w:r>
+                  <w:proofErr w:type="spellEnd"/>
+                  <w:r>
+                    <w:rPr>
+                      <w:rFonts w:ascii="Calibri" w:eastAsia="Times New Roman" w:hAnsi="Calibri" w:cs="Calibri"/>
+                      <w:color w:val="1F1F1F"/>
+                    </w:rPr>
+                    <w:t xml:space="preserve"> y </w:t>
+                  </w:r>
+                  <w:proofErr w:type="spellStart"/>
+                  <w:r>
+                    <w:rPr>
+                      <w:rFonts w:ascii="Calibri" w:eastAsia="Times New Roman" w:hAnsi="Calibri" w:cs="Calibri"/>
+                      <w:color w:val="1F1F1F"/>
+                    </w:rPr>
+                    <w:t>codigo_jerarquico</w:t>
+                  </w:r>
+                  <w:proofErr w:type="spellEnd"/>
+                  <w:r>
+                    <w:rPr>
+                      <w:rFonts w:ascii="Calibri" w:eastAsia="Times New Roman" w:hAnsi="Calibri" w:cs="Calibri"/>
+                      <w:color w:val="1F1F1F"/>
+                    </w:rPr>
+                    <w:t xml:space="preserve"> para evitar agrupar por Glosa mezclando niveles (lo que inflaba la suma de Ponderación a 500,0%).</w:t>
                   </w:r>
                 </w:p>
               </w:tc>
@@ -4215,7 +4613,23 @@
                       <w:rFonts w:ascii="Calibri" w:eastAsia="Times New Roman" w:hAnsi="Calibri" w:cs="Calibri"/>
                       <w:color w:val="1F1F1F"/>
                     </w:rPr>
-                    <w:t>Al filtrar por nivel_jerarquico == '1_Division', la suma de Ponderación pasa de 500,0% a exactamente 100,0% en cada uno de los 33 meses (429 registros de división).</w:t>
+                    <w:t xml:space="preserve">Al filtrar por </w:t>
+                  </w:r>
+                  <w:proofErr w:type="spellStart"/>
+                  <w:r>
+                    <w:rPr>
+                      <w:rFonts w:ascii="Calibri" w:eastAsia="Times New Roman" w:hAnsi="Calibri" w:cs="Calibri"/>
+                      <w:color w:val="1F1F1F"/>
+                    </w:rPr>
+                    <w:t>nivel_jerarquico</w:t>
+                  </w:r>
+                  <w:proofErr w:type="spellEnd"/>
+                  <w:r>
+                    <w:rPr>
+                      <w:rFonts w:ascii="Calibri" w:eastAsia="Times New Roman" w:hAnsi="Calibri" w:cs="Calibri"/>
+                      <w:color w:val="1F1F1F"/>
+                    </w:rPr>
+                    <w:t xml:space="preserve"> == '1_Division', la suma de Ponderación pasa de 500,0% a exactamente 100,0% en cada uno de los 33 meses (429 registros de división).</w:t>
                   </w:r>
                 </w:p>
               </w:tc>
@@ -4251,6 +4665,7 @@
                       <w:rFonts w:ascii="Calibri" w:eastAsia="Times New Roman" w:hAnsi="Calibri" w:cs="Calibri"/>
                       <w:color w:val="1F1F1F"/>
                     </w:rPr>
+                    <w:lastRenderedPageBreak/>
                     <w:t>6</w:t>
                   </w:r>
                 </w:p>
@@ -4311,7 +4726,23 @@
                       <w:rFonts w:ascii="Calibri" w:eastAsia="Times New Roman" w:hAnsi="Calibri" w:cs="Calibri"/>
                       <w:color w:val="1F1F1F"/>
                     </w:rPr>
-                    <w:t>Fecha fragmentada en dos columnas enteras separadas sin tipo temporal datetime.</w:t>
+                    <w:t xml:space="preserve">Fecha fragmentada en dos columnas enteras separadas sin tipo temporal </w:t>
+                  </w:r>
+                  <w:proofErr w:type="spellStart"/>
+                  <w:r>
+                    <w:rPr>
+                      <w:rFonts w:ascii="Calibri" w:eastAsia="Times New Roman" w:hAnsi="Calibri" w:cs="Calibri"/>
+                      <w:color w:val="1F1F1F"/>
+                    </w:rPr>
+                    <w:t>datetime</w:t>
+                  </w:r>
+                  <w:proofErr w:type="spellEnd"/>
+                  <w:r>
+                    <w:rPr>
+                      <w:rFonts w:ascii="Calibri" w:eastAsia="Times New Roman" w:hAnsi="Calibri" w:cs="Calibri"/>
+                      <w:color w:val="1F1F1F"/>
+                    </w:rPr>
+                    <w:t>.</w:t>
                   </w:r>
                 </w:p>
               </w:tc>
@@ -4341,7 +4772,41 @@
                       <w:rFonts w:ascii="Calibri" w:eastAsia="Times New Roman" w:hAnsi="Calibri" w:cs="Calibri"/>
                       <w:color w:val="1F1F1F"/>
                     </w:rPr>
-                    <w:t>20.262 registros sin columna tipo datetime64[ns] · detectado en df.dtypes y Actividad 1.5.</w:t>
+                    <w:t>20.262 registros sin columna tipo datetime64[</w:t>
+                  </w:r>
+                  <w:proofErr w:type="spellStart"/>
+                  <w:r>
+                    <w:rPr>
+                      <w:rFonts w:ascii="Calibri" w:eastAsia="Times New Roman" w:hAnsi="Calibri" w:cs="Calibri"/>
+                      <w:color w:val="1F1F1F"/>
+                    </w:rPr>
+                    <w:t>ns</w:t>
+                  </w:r>
+                  <w:proofErr w:type="spellEnd"/>
+                  <w:r>
+                    <w:rPr>
+                      <w:rFonts w:ascii="Calibri" w:eastAsia="Times New Roman" w:hAnsi="Calibri" w:cs="Calibri"/>
+                      <w:color w:val="1F1F1F"/>
+                    </w:rPr>
+                    <w:t xml:space="preserve">] · detectado en </w:t>
+                  </w:r>
+                  <w:proofErr w:type="spellStart"/>
+                  <w:proofErr w:type="gramStart"/>
+                  <w:r>
+                    <w:rPr>
+                      <w:rFonts w:ascii="Calibri" w:eastAsia="Times New Roman" w:hAnsi="Calibri" w:cs="Calibri"/>
+                      <w:color w:val="1F1F1F"/>
+                    </w:rPr>
+                    <w:t>df.dtypes</w:t>
+                  </w:r>
+                  <w:proofErr w:type="spellEnd"/>
+                  <w:proofErr w:type="gramEnd"/>
+                  <w:r>
+                    <w:rPr>
+                      <w:rFonts w:ascii="Calibri" w:eastAsia="Times New Roman" w:hAnsi="Calibri" w:cs="Calibri"/>
+                      <w:color w:val="1F1F1F"/>
+                    </w:rPr>
+                    <w:t xml:space="preserve"> y Actividad 1.5.</w:t>
                   </w:r>
                 </w:p>
               </w:tc>
@@ -4401,7 +4866,23 @@
                       <w:rFonts w:ascii="Calibri" w:eastAsia="Times New Roman" w:hAnsi="Calibri" w:cs="Calibri"/>
                       <w:color w:val="1F1F1F"/>
                     </w:rPr>
-                    <w:t>Se construye el atributo fecha (pd.to_datetime con formato YYYY-MM-01) para ordenar series de tiempo, calcular rezagos mensuales y filtrar períodos sin ambigüedad.</w:t>
+                    <w:t>Se construye el atributo fecha (</w:t>
+                  </w:r>
+                  <w:proofErr w:type="spellStart"/>
+                  <w:r>
+                    <w:rPr>
+                      <w:rFonts w:ascii="Calibri" w:eastAsia="Times New Roman" w:hAnsi="Calibri" w:cs="Calibri"/>
+                      <w:color w:val="1F1F1F"/>
+                    </w:rPr>
+                    <w:t>pd.to_datetime</w:t>
+                  </w:r>
+                  <w:proofErr w:type="spellEnd"/>
+                  <w:r>
+                    <w:rPr>
+                      <w:rFonts w:ascii="Calibri" w:eastAsia="Times New Roman" w:hAnsi="Calibri" w:cs="Calibri"/>
+                      <w:color w:val="1F1F1F"/>
+                    </w:rPr>
+                    <w:t xml:space="preserve"> con formato YYYY-MM-01) para ordenar series de tiempo, calcular rezagos mensuales y filtrar períodos sin ambigüedad.</w:t>
                   </w:r>
                 </w:p>
               </w:tc>
@@ -4427,12 +4908,21 @@
                       <w:color w:val="1F1F1F"/>
                     </w:rPr>
                   </w:pPr>
-                  <w:r>
-                    <w:rPr>
-                      <w:rFonts w:ascii="Calibri" w:eastAsia="Times New Roman" w:hAnsi="Calibri" w:cs="Calibri"/>
-                      <w:color w:val="1F1F1F"/>
-                    </w:rPr>
-                    <w:t>Habilita operaciones cronológicas exactas entre 2024-01-01 y 2026-09-01 y verificación de consistencia intermensual.</w:t>
+                  <w:proofErr w:type="gramStart"/>
+                  <w:r>
+                    <w:rPr>
+                      <w:rFonts w:ascii="Calibri" w:eastAsia="Times New Roman" w:hAnsi="Calibri" w:cs="Calibri"/>
+                      <w:color w:val="1F1F1F"/>
+                    </w:rPr>
+                    <w:t>Habilita operaciones cronológicas exactas</w:t>
+                  </w:r>
+                  <w:proofErr w:type="gramEnd"/>
+                  <w:r>
+                    <w:rPr>
+                      <w:rFonts w:ascii="Calibri" w:eastAsia="Times New Roman" w:hAnsi="Calibri" w:cs="Calibri"/>
+                      <w:color w:val="1F1F1F"/>
+                    </w:rPr>
+                    <w:t xml:space="preserve"> entre 2024-01-01 y 2026-09-01 y verificación de consistencia intermensual.</w:t>
                   </w:r>
                 </w:p>
               </w:tc>
@@ -4464,7 +4954,23 @@
                 <w:i/>
                 <w:iCs/>
               </w:rPr>
-              <w:t>Se Adjuntara la bitácora completa como anexo.</w:t>
+              <w:t xml:space="preserve">Se </w:t>
+            </w:r>
+            <w:proofErr w:type="gramStart"/>
+            <w:r>
+              <w:rPr>
+                <w:i/>
+                <w:iCs/>
+              </w:rPr>
+              <w:t>Adjuntara</w:t>
+            </w:r>
+            <w:proofErr w:type="gramEnd"/>
+            <w:r>
+              <w:rPr>
+                <w:i/>
+                <w:iCs/>
+              </w:rPr>
+              <w:t xml:space="preserve"> la bitácora completa como anexo.</w:t>
             </w:r>
           </w:p>
         </w:tc>
@@ -4602,11 +5108,21 @@
               <w:spacing w:after="0" w:line="240" w:lineRule="auto"/>
               <w:jc w:val="left"/>
             </w:pPr>
-            <w:r>
-              <w:t xml:space="preserve">Nivel_jerarquico : </w:t>
-            </w:r>
-            <w:r>
-              <w:t>(categórico: '0_IPC_General', '1_Division', '2_Grupo', '3_Clase', '4_Subclase', '5_Producto'):</w:t>
+            <w:proofErr w:type="spellStart"/>
+            <w:r>
+              <w:t>Nivel_</w:t>
+            </w:r>
+            <w:proofErr w:type="gramStart"/>
+            <w:r>
+              <w:t>jerarquico</w:t>
+            </w:r>
+            <w:proofErr w:type="spellEnd"/>
+            <w:r>
+              <w:t xml:space="preserve"> :</w:t>
+            </w:r>
+            <w:proofErr w:type="gramEnd"/>
+            <w:r>
+              <w:t xml:space="preserve"> (categórico: '0_IPC_General', '1_Division', '2_Grupo', '3_Clase', '4_Subclase', '5_Producto'):</w:t>
             </w:r>
           </w:p>
           <w:p>
@@ -4644,11 +5160,17 @@
               <w:t xml:space="preserve">Punto 2: </w:t>
             </w:r>
             <w:r>
-              <w:t xml:space="preserve">Columnas de origen: Construido mediante reglas lógicas (np.select) sobre las columnas División, Grupo, Clase, Subclase y Producto una vez codificados los faltantes </w:t>
-            </w:r>
-            <w:r>
-              <w:lastRenderedPageBreak/>
-              <w:t>estructurales como 0.</w:t>
+              <w:t>Columnas de origen: Construido mediante reglas lógicas (</w:t>
+            </w:r>
+            <w:proofErr w:type="spellStart"/>
+            <w:proofErr w:type="gramStart"/>
+            <w:r>
+              <w:t>np.select</w:t>
+            </w:r>
+            <w:proofErr w:type="spellEnd"/>
+            <w:proofErr w:type="gramEnd"/>
+            <w:r>
+              <w:t>) sobre las columnas División, Grupo, Clase, Subclase y Producto una vez codificados los faltantes estructurales como 0.</w:t>
             </w:r>
           </w:p>
           <w:p>
@@ -4686,10 +5208,15 @@
               <w:t>Punto 3:</w:t>
             </w:r>
             <w:r>
-              <w:t xml:space="preserve"> </w:t>
-            </w:r>
-            <w:r>
-              <w:t>Aporte a la pregunta analítica: Resuelve el principal problema estructural del CSV del INE (la coexistencia de 6 niveles de agregación en la misma tabla). Permite filtrar con exactitud las 429 filas correspondientes a las 13 divisiones (nivel_jerarquico == '1_Division'), garantizando que la suma de ponderaciones sea 100,0% en lugar de 500,0%.</w:t>
+              <w:t xml:space="preserve"> Aporte a la pregunta analítica: Resuelve el principal problema estructural del CSV del INE (la coexistencia de 6 niveles de agregación en la misma tabla). Permite filtrar con exactitud las 429 filas correspondientes a las 13 divisiones (</w:t>
+            </w:r>
+            <w:proofErr w:type="spellStart"/>
+            <w:r>
+              <w:t>nivel_jerarquico</w:t>
+            </w:r>
+            <w:proofErr w:type="spellEnd"/>
+            <w:r>
+              <w:t xml:space="preserve"> == '1_Division'), garantizando que la suma de ponderaciones sea 100,0% en lugar de 500,0%.</w:t>
             </w:r>
           </w:p>
         </w:tc>
@@ -4796,6 +5323,7 @@
                 <w:b/>
                 <w:bCs/>
               </w:rPr>
+              <w:lastRenderedPageBreak/>
               <w:t>Punto 1</w:t>
             </w:r>
             <w:r>
@@ -4931,7 +5459,23 @@
               <w:t xml:space="preserve"> </w:t>
             </w:r>
             <w:r>
-              <w:t>El conjunto de datos contiene exclusivamente estadísticas macroeconómicas agregadas e índices de precios de bienes y servicios públicos, sin ningún tipo de dato personal, individual ni sensible (0 identificadores de personas u hogares), por lo que no requiere técnicas de anonimización o seudonimización.</w:t>
+              <w:t xml:space="preserve">El conjunto de datos contiene exclusivamente estadísticas macroeconómicas agregadas e índices de precios de bienes y servicios públicos, sin ningún tipo de dato personal, individual ni sensible (0 identificadores de personas u hogares), por lo que no requiere técnicas de </w:t>
+            </w:r>
+            <w:proofErr w:type="spellStart"/>
+            <w:r>
+              <w:t>anonimización</w:t>
+            </w:r>
+            <w:proofErr w:type="spellEnd"/>
+            <w:r>
+              <w:t xml:space="preserve"> o </w:t>
+            </w:r>
+            <w:proofErr w:type="spellStart"/>
+            <w:r>
+              <w:t>seudonimización</w:t>
+            </w:r>
+            <w:proofErr w:type="spellEnd"/>
+            <w:r>
+              <w:t>.</w:t>
             </w:r>
           </w:p>
         </w:tc>
@@ -4959,7 +5503,20 @@
         <w:ind w:left="720"/>
       </w:pPr>
       <w:r>
-        <w:t>• Cuaderno de preparación ejecutado (.ipynb)</w:t>
+        <w:t xml:space="preserve">• Cuaderno de preparación ejecutado </w:t>
+      </w:r>
+      <w:proofErr w:type="gramStart"/>
+      <w:r>
+        <w:t>(.</w:t>
+      </w:r>
+      <w:proofErr w:type="spellStart"/>
+      <w:r>
+        <w:t>ipynb</w:t>
+      </w:r>
+      <w:proofErr w:type="spellEnd"/>
+      <w:proofErr w:type="gramEnd"/>
+      <w:r>
+        <w:t>)</w:t>
       </w:r>
     </w:p>
     <w:p>
@@ -4981,12 +5538,12 @@
       </w:r>
     </w:p>
     <w:sectPr>
-      <w:headerReference w:type="even" r:id="rId10"/>
-      <w:headerReference w:type="default" r:id="rId11"/>
-      <w:footerReference w:type="even" r:id="rId12"/>
-      <w:footerReference w:type="default" r:id="rId13"/>
-      <w:headerReference w:type="first" r:id="rId14"/>
-      <w:footerReference w:type="first" r:id="rId15"/>
+      <w:headerReference w:type="even" r:id="rId11"/>
+      <w:headerReference w:type="default" r:id="rId12"/>
+      <w:footerReference w:type="even" r:id="rId13"/>
+      <w:footerReference w:type="default" r:id="rId14"/>
+      <w:headerReference w:type="first" r:id="rId15"/>
+      <w:footerReference w:type="first" r:id="rId16"/>
       <w:pgSz w:w="12240" w:h="15840"/>
       <w:pgMar w:top="1417" w:right="1701" w:bottom="1417" w:left="1701" w:header="708" w:footer="708" w:gutter="0"/>
       <w:pgNumType w:start="0"/>
@@ -5056,6 +5613,7 @@
         <w:docPartUnique/>
       </w:docPartObj>
     </w:sdtPr>
+    <w:sdtEndPr/>
     <w:sdtContent>
       <w:p>
         <w:pPr>

--- a/S2_Entrega1_Informe_SOTO_FRANCO.docx
+++ b/S2_Entrega1_Informe_SOTO_FRANCO.docx
@@ -891,16 +891,8 @@
             <w:pPr>
               <w:cnfStyle w:val="000000000000" w:firstRow="0" w:lastRow="0" w:firstColumn="0" w:lastColumn="0" w:oddVBand="0" w:evenVBand="0" w:oddHBand="0" w:evenHBand="0" w:firstRowFirstColumn="0" w:firstRowLastColumn="0" w:lastRowFirstColumn="0" w:lastRowLastColumn="0"/>
             </w:pPr>
-            <w:hyperlink r:id="rId8" w:history="1">
-              <w:r>
-                <w:rPr>
-                  <w:rStyle w:val="Hipervnculo"/>
-                </w:rPr>
-                <w:t>https://github.com/frandresst-wq/Proyecto-de-Ciencia-de-Datos/blob/cf06e11d95e10c9ccc33adbb91b5d2993ce04e6c/README.md</w:t>
-              </w:r>
-            </w:hyperlink>
-            <w:r>
-              <w:t xml:space="preserve"> </w:t>
+            <w:r>
+              <w:t>https://github.com/frandresst-wq/Proyecto-de-Ciencia-de-Datos/blob/44116f1055f11bf4fde03f7d66d059bc5853b404/README.md</w:t>
             </w:r>
           </w:p>
         </w:tc>
@@ -1472,7 +1464,7 @@
             <w:r>
               <w:t xml:space="preserve">: </w:t>
             </w:r>
-            <w:hyperlink r:id="rId9" w:history="1">
+            <w:hyperlink r:id="rId8" w:history="1">
               <w:r>
                 <w:rPr>
                   <w:rStyle w:val="Hipervnculo"/>
@@ -1504,7 +1496,7 @@
             <w:r>
               <w:t xml:space="preserve">IPC CSV     AQUÍ está el link de descarga directo al archivo: </w:t>
             </w:r>
-            <w:hyperlink r:id="rId10" w:history="1">
+            <w:hyperlink r:id="rId9" w:history="1">
               <w:r>
                 <w:rPr>
                   <w:rStyle w:val="Hipervnculo"/>
@@ -1538,18 +1530,10 @@
               <w:t xml:space="preserve"> </w:t>
             </w:r>
             <w:r>
-              <w:t>La fecha de descarga de esta base de datos es de: 24/10/</w:t>
-            </w:r>
-            <w:proofErr w:type="gramStart"/>
-            <w:r>
-              <w:t xml:space="preserve">2026 </w:t>
-            </w:r>
-            <w:r>
-              <w:t xml:space="preserve"> corresponde</w:t>
-            </w:r>
-            <w:proofErr w:type="gramEnd"/>
-            <w:r>
-              <w:t xml:space="preserve"> a</w:t>
+              <w:t xml:space="preserve">La fecha de descarga de esta base de datos es de: 24/10/2026 </w:t>
+            </w:r>
+            <w:r>
+              <w:t xml:space="preserve"> corresponde a</w:t>
             </w:r>
             <w:r>
               <w:t xml:space="preserve"> la Versión Base Anual 2023=100</w:t>
@@ -1858,12 +1842,10 @@
               <w:t xml:space="preserve">) por columna mediante </w:t>
             </w:r>
             <w:proofErr w:type="spellStart"/>
-            <w:proofErr w:type="gramStart"/>
             <w:r>
               <w:t>df.isna</w:t>
             </w:r>
             <w:proofErr w:type="spellEnd"/>
-            <w:proofErr w:type="gramEnd"/>
             <w:r>
               <w:t>().sum():</w:t>
             </w:r>
@@ -2062,12 +2044,10 @@
               <w:t>(</w:t>
             </w:r>
             <w:proofErr w:type="spellStart"/>
-            <w:proofErr w:type="gramStart"/>
             <w:r>
               <w:t>pd.crosstab</w:t>
             </w:r>
             <w:proofErr w:type="spellEnd"/>
-            <w:proofErr w:type="gramEnd"/>
             <w:r>
               <w:t>)</w:t>
             </w:r>
@@ -2152,15 +2132,7 @@
             </w:r>
             <w:proofErr w:type="spellEnd"/>
             <w:r>
-              <w:t xml:space="preserve"> de las “,” a </w:t>
-            </w:r>
-            <w:proofErr w:type="gramStart"/>
-            <w:r>
-              <w:t>“ .</w:t>
-            </w:r>
-            <w:proofErr w:type="gramEnd"/>
-            <w:r>
-              <w:t>” (sin afectar a la base de datos) para realizar lo siguiente:</w:t>
+              <w:t xml:space="preserve"> de las “,” a “ .” (sin afectar a la base de datos) para realizar lo siguiente:</w:t>
             </w:r>
           </w:p>
           <w:p>
@@ -2682,15 +2654,7 @@
               <w:jc w:val="left"/>
             </w:pPr>
             <w:r>
-              <w:t xml:space="preserve">Regla 2 — Coherencia de valores acumulados en </w:t>
-            </w:r>
-            <w:proofErr w:type="gramStart"/>
-            <w:r>
-              <w:t>Enero</w:t>
-            </w:r>
-            <w:proofErr w:type="gramEnd"/>
-            <w:r>
-              <w:t xml:space="preserve"> y unicidad de ponderación por Glosa: «En el mes de enero (Mes == 1), la Variación Acumulada (%) debe igualar a la Variación Mensual (%); además, una misma categoría textual (Glosa) no debería presentar ponderaciones distintas sin distinción de nivel.»</w:t>
+              <w:t>Regla 2 — Coherencia de valores acumulados en Enero y unicidad de ponderación por Glosa: «En el mes de enero (Mes == 1), la Variación Acumulada (%) debe igualar a la Variación Mensual (%); además, una misma categoría textual (Glosa) no debería presentar ponderaciones distintas sin distinción de nivel.»</w:t>
             </w:r>
           </w:p>
           <w:p>
@@ -2823,12 +2787,10 @@
               <w:t>Duplicados exactos (</w:t>
             </w:r>
             <w:proofErr w:type="spellStart"/>
-            <w:proofErr w:type="gramStart"/>
             <w:r>
               <w:t>df.duplicated</w:t>
             </w:r>
             <w:proofErr w:type="spellEnd"/>
-            <w:proofErr w:type="gramEnd"/>
             <w:r>
               <w:t xml:space="preserve">().sum()): 0 registros duplicados exactos.  </w:t>
             </w:r>
@@ -3400,7 +3362,6 @@
                     <w:t xml:space="preserve">20.262 filas afectadas en las 8 columnas · detectado con </w:t>
                   </w:r>
                   <w:proofErr w:type="spellStart"/>
-                  <w:proofErr w:type="gramStart"/>
                   <w:r>
                     <w:rPr>
                       <w:rFonts w:ascii="Calibri" w:eastAsia="Times New Roman" w:hAnsi="Calibri" w:cs="Calibri"/>
@@ -3409,7 +3370,6 @@
                     <w:t>df.dtypes</w:t>
                   </w:r>
                   <w:proofErr w:type="spellEnd"/>
-                  <w:proofErr w:type="gramEnd"/>
                   <w:r>
                     <w:rPr>
                       <w:rFonts w:ascii="Calibri" w:eastAsia="Times New Roman" w:hAnsi="Calibri" w:cs="Calibri"/>
@@ -3716,7 +3676,6 @@
                     <w:t xml:space="preserve"> en División, 462 en Grupo, 1.980 en Clase, 5.247 en Subclase y 10.923 en Producto · detectado con </w:t>
                   </w:r>
                   <w:proofErr w:type="spellStart"/>
-                  <w:proofErr w:type="gramStart"/>
                   <w:r>
                     <w:rPr>
                       <w:rFonts w:ascii="Calibri" w:eastAsia="Times New Roman" w:hAnsi="Calibri" w:cs="Calibri"/>
@@ -3725,7 +3684,6 @@
                     <w:t>df.isna</w:t>
                   </w:r>
                   <w:proofErr w:type="spellEnd"/>
-                  <w:proofErr w:type="gramEnd"/>
                   <w:r>
                     <w:rPr>
                       <w:rFonts w:ascii="Calibri" w:eastAsia="Times New Roman" w:hAnsi="Calibri" w:cs="Calibri"/>
@@ -4242,7 +4200,6 @@
                     <w:t xml:space="preserve"> en Var. 12M (100% en 2024), 7.389 en Inc. 12M (7.356 de 2024 + 33 de IPC General) y 33 en Ponderación/Incidencias · detectado con </w:t>
                   </w:r>
                   <w:proofErr w:type="spellStart"/>
-                  <w:proofErr w:type="gramStart"/>
                   <w:r>
                     <w:rPr>
                       <w:rFonts w:ascii="Calibri" w:eastAsia="Times New Roman" w:hAnsi="Calibri" w:cs="Calibri"/>
@@ -4251,7 +4208,6 @@
                     <w:t>pd.crosstab</w:t>
                   </w:r>
                   <w:proofErr w:type="spellEnd"/>
-                  <w:proofErr w:type="gramEnd"/>
                   <w:r>
                     <w:rPr>
                       <w:rFonts w:ascii="Calibri" w:eastAsia="Times New Roman" w:hAnsi="Calibri" w:cs="Calibri"/>
@@ -4791,7 +4747,6 @@
                     <w:t xml:space="preserve">] · detectado en </w:t>
                   </w:r>
                   <w:proofErr w:type="spellStart"/>
-                  <w:proofErr w:type="gramStart"/>
                   <w:r>
                     <w:rPr>
                       <w:rFonts w:ascii="Calibri" w:eastAsia="Times New Roman" w:hAnsi="Calibri" w:cs="Calibri"/>
@@ -4800,7 +4755,6 @@
                     <w:t>df.dtypes</w:t>
                   </w:r>
                   <w:proofErr w:type="spellEnd"/>
-                  <w:proofErr w:type="gramEnd"/>
                   <w:r>
                     <w:rPr>
                       <w:rFonts w:ascii="Calibri" w:eastAsia="Times New Roman" w:hAnsi="Calibri" w:cs="Calibri"/>
@@ -4908,21 +4862,12 @@
                       <w:color w:val="1F1F1F"/>
                     </w:rPr>
                   </w:pPr>
-                  <w:proofErr w:type="gramStart"/>
-                  <w:r>
-                    <w:rPr>
-                      <w:rFonts w:ascii="Calibri" w:eastAsia="Times New Roman" w:hAnsi="Calibri" w:cs="Calibri"/>
-                      <w:color w:val="1F1F1F"/>
-                    </w:rPr>
-                    <w:t>Habilita operaciones cronológicas exactas</w:t>
-                  </w:r>
-                  <w:proofErr w:type="gramEnd"/>
-                  <w:r>
-                    <w:rPr>
-                      <w:rFonts w:ascii="Calibri" w:eastAsia="Times New Roman" w:hAnsi="Calibri" w:cs="Calibri"/>
-                      <w:color w:val="1F1F1F"/>
-                    </w:rPr>
-                    <w:t xml:space="preserve"> entre 2024-01-01 y 2026-09-01 y verificación de consistencia intermensual.</w:t>
+                  <w:r>
+                    <w:rPr>
+                      <w:rFonts w:ascii="Calibri" w:eastAsia="Times New Roman" w:hAnsi="Calibri" w:cs="Calibri"/>
+                      <w:color w:val="1F1F1F"/>
+                    </w:rPr>
+                    <w:t>Habilita operaciones cronológicas exactas entre 2024-01-01 y 2026-09-01 y verificación de consistencia intermensual.</w:t>
                   </w:r>
                 </w:p>
               </w:tc>
@@ -4954,23 +4899,7 @@
                 <w:i/>
                 <w:iCs/>
               </w:rPr>
-              <w:t xml:space="preserve">Se </w:t>
-            </w:r>
-            <w:proofErr w:type="gramStart"/>
-            <w:r>
-              <w:rPr>
-                <w:i/>
-                <w:iCs/>
-              </w:rPr>
-              <w:t>Adjuntara</w:t>
-            </w:r>
-            <w:proofErr w:type="gramEnd"/>
-            <w:r>
-              <w:rPr>
-                <w:i/>
-                <w:iCs/>
-              </w:rPr>
-              <w:t xml:space="preserve"> la bitácora completa como anexo.</w:t>
+              <w:t>Se Adjuntara la bitácora completa como anexo.</w:t>
             </w:r>
           </w:p>
         </w:tc>
@@ -5110,19 +5039,11 @@
             </w:pPr>
             <w:proofErr w:type="spellStart"/>
             <w:r>
-              <w:t>Nivel_</w:t>
-            </w:r>
-            <w:proofErr w:type="gramStart"/>
-            <w:r>
-              <w:t>jerarquico</w:t>
+              <w:t>Nivel_jerarquico</w:t>
             </w:r>
             <w:proofErr w:type="spellEnd"/>
             <w:r>
-              <w:t xml:space="preserve"> :</w:t>
-            </w:r>
-            <w:proofErr w:type="gramEnd"/>
-            <w:r>
-              <w:t xml:space="preserve"> (categórico: '0_IPC_General', '1_Division', '2_Grupo', '3_Clase', '4_Subclase', '5_Producto'):</w:t>
+              <w:t xml:space="preserve"> : (categórico: '0_IPC_General', '1_Division', '2_Grupo', '3_Clase', '4_Subclase', '5_Producto'):</w:t>
             </w:r>
           </w:p>
           <w:p>
@@ -5163,12 +5084,10 @@
               <w:t>Columnas de origen: Construido mediante reglas lógicas (</w:t>
             </w:r>
             <w:proofErr w:type="spellStart"/>
-            <w:proofErr w:type="gramStart"/>
             <w:r>
               <w:t>np.select</w:t>
             </w:r>
             <w:proofErr w:type="spellEnd"/>
-            <w:proofErr w:type="gramEnd"/>
             <w:r>
               <w:t>) sobre las columnas División, Grupo, Clase, Subclase y Producto una vez codificados los faltantes estructurales como 0.</w:t>
             </w:r>
@@ -5503,18 +5422,13 @@
         <w:ind w:left="720"/>
       </w:pPr>
       <w:r>
-        <w:t xml:space="preserve">• Cuaderno de preparación ejecutado </w:t>
-      </w:r>
-      <w:proofErr w:type="gramStart"/>
-      <w:r>
-        <w:t>(.</w:t>
+        <w:t>• Cuaderno de preparación ejecutado (.</w:t>
       </w:r>
       <w:proofErr w:type="spellStart"/>
       <w:r>
         <w:t>ipynb</w:t>
       </w:r>
       <w:proofErr w:type="spellEnd"/>
-      <w:proofErr w:type="gramEnd"/>
       <w:r>
         <w:t>)</w:t>
       </w:r>
@@ -5538,12 +5452,12 @@
       </w:r>
     </w:p>
     <w:sectPr>
-      <w:headerReference w:type="even" r:id="rId11"/>
-      <w:headerReference w:type="default" r:id="rId12"/>
-      <w:footerReference w:type="even" r:id="rId13"/>
-      <w:footerReference w:type="default" r:id="rId14"/>
-      <w:headerReference w:type="first" r:id="rId15"/>
-      <w:footerReference w:type="first" r:id="rId16"/>
+      <w:headerReference w:type="even" r:id="rId10"/>
+      <w:headerReference w:type="default" r:id="rId11"/>
+      <w:footerReference w:type="even" r:id="rId12"/>
+      <w:footerReference w:type="default" r:id="rId13"/>
+      <w:headerReference w:type="first" r:id="rId14"/>
+      <w:footerReference w:type="first" r:id="rId15"/>
       <w:pgSz w:w="12240" w:h="15840"/>
       <w:pgMar w:top="1417" w:right="1701" w:bottom="1417" w:left="1701" w:header="708" w:footer="708" w:gutter="0"/>
       <w:pgNumType w:start="0"/>
